--- a/eng/docx/008.content.docx
+++ b/eng/docx/008.content.docx
@@ -150,26 +150,6 @@
           <w:lang w:val="en_US" w:bidi="en_US"/>
         </w:rPr>
         <w:t>G</w:t>
-      </w:r>
-      <w:r>
-        <w:rPr>
-          <w:lang w:val="en_US" w:bidi="en_US"/>
-        </w:rPr>
-      </w:r>
-    </w:p>
-    <w:p>
-      <w:pPr/>
-      <w:r>
-        <w:rPr>
-          <w:lang w:val="en_US" w:bidi="en_US"/>
-        </w:rPr>
-      </w:r>
-      <w:r>
-        <w:rPr>
-          <w:i/>
-          <w:lang w:val="en_US" w:bidi="en_US"/>
-        </w:rPr>
-        <w:t>Giving up Rights, God as Holy Warrior, God or Satan?, God Protects His Servant, God Works through Prayer, God’s Absolute Holiness, God’s Anger, God’s Change of Mind, God’s Commitment to His People, God’s Covenant Love, God’s Covenant with Abraham, God’s Covenant with David, God’s Covenant with Israel’s Kings, God’s Covenant with Noah, God’s Covenants, God’s Faithfulness to His People, God’s Glory with His People, God’s Grief over Apostasy, God’s Inscrutable Purposes in History, God’s Instructions, God’s Judgment of His People, God’s Justice, God’s Love for Israel, God’s Name on His Temple, God’s New Covenant, God’s Plan to Restore, God’s Presence in the Psalms, God’s Promised Kingdom, God's Rule and Power Over All Nations, God’s Sabbath Rest, God’s Servant, God’s Unified Plan of Salvation, God’s Uniqueness, God’s Word, God's Word at the Center</w:t>
       </w:r>
       <w:r>
         <w:rPr>

--- a/eng/docx/008.content.docx
+++ b/eng/docx/008.content.docx
@@ -19,7 +19,7 @@
         <w:rPr>
           <w:lang w:val="en_US" w:bidi="en_US"/>
         </w:rPr>
-        <w:t>Resource: Tyndale Open Study Notes</w:t>
+        <w:t>Resource: Aquifer Open Study Notes (Themes)</w:t>
       </w:r>
       <w:r>
         <w:rPr>
@@ -112,7 +112,7 @@
         <w:rPr>
           <w:lang w:val="en_US" w:bidi="en_US"/>
         </w:rPr>
-        <w:t>Tyndale Open Study Notes</w:t>
+        <w:t>Aquifer Open Study Notes (Themes)</w:t>
       </w:r>
     </w:p>
     <w:p>
